--- a/其它格式未转换/简历/白金玉-简历.docx
+++ b/其它格式未转换/简历/白金玉-简历.docx
@@ -1913,7 +1913,7 @@
           <w:color w:val="414141"/>
           <w:szCs w:val="21"/>
         </w:rPr>
-        <w:t>自2024 年 6 月至今，专注于全</w:t>
+        <w:t>自2024年6月至今，专注于全</w:t>
       </w:r>
       <w:proofErr w:type="gramStart"/>
       <w:r>
@@ -7369,7 +7369,7 @@
           <w:sz w:val="20"/>
           <w:szCs w:val="20"/>
         </w:rPr>
-        <w:t>Python 编程入门 2021 新版教程</w:t>
+        <w:t>Python 编程入门2021新版教程</w:t>
       </w:r>
     </w:p>
     <w:p>
